--- a/example_articles/us_region/South/5.us_region_South_Other_publisher.docx
+++ b/example_articles/us_region/South/5.us_region_South_Other_publisher.docx
@@ -29,17 +29,17 @@
     </w:p>
     <w:p>
       <w:r>
-        <w:t>Source File: Other publishers/Files (500) (29).DOCX</w:t>
+        <w:t>Source file: Other publishers/Files (500) (29).DOCX</w:t>
       </w:r>
     </w:p>
     <w:p>
       <w:r>
-        <w:t>Raw locations result: ['Mississippi', 'Louisiana', 'Tennessee', 'Alabama', 'Florida', 'North Carolina', 'Arkansas', 'Georgia', 'South Carolina']</w:t>
+        <w:t>Raw locations result, 'locations': ['Mississippi', 'Louisiana', 'Tennessee', 'Alabama', 'Florida', 'North Carolina', 'Arkansas', 'Georgia', 'South Carolina']</w:t>
       </w:r>
     </w:p>
     <w:p>
       <w:r>
-        <w:t>us_region_stand_flat (Standardized): South</w:t>
+        <w:t>Standardized locations result, 'us_region_stand_flat': South</w:t>
       </w:r>
     </w:p>
     <w:p>

--- a/example_articles/us_region/South/5.us_region_South_Other_publisher.docx
+++ b/example_articles/us_region/South/5.us_region_South_Other_publisher.docx
@@ -7,9 +7,9 @@
         <w:pStyle w:val="Heading1"/>
       </w:pPr>
       <w:r>
-        <w:t>Madonna &amp; Warren Beatty UNCOVERED;</w:t>
+        <w:t>Texas school earns its 'cool';</w:t>
         <w:br/>
-        <w:t>This odd couple is a familiar sight</w:t>
+        <w:t>District sees hope in fairer funding plan</w:t>
       </w:r>
     </w:p>
     <w:p>
@@ -19,22 +19,22 @@
     </w:p>
     <w:p>
       <w:r>
-        <w:t>Date: 1990-02-20</w:t>
+        <w:t>Date: 1990-08-28</w:t>
       </w:r>
     </w:p>
     <w:p>
       <w:r>
-        <w:t>Section: LIFE; Pg. 1D; Cover Story</w:t>
+        <w:t>Section: NEWS; Pg. 3A</w:t>
       </w:r>
     </w:p>
     <w:p>
       <w:r>
-        <w:t>Source file: Other publishers/Files (500) (29).DOCX</w:t>
+        <w:t>Source file: Other publishers/Files (500) (25).DOCX</w:t>
       </w:r>
     </w:p>
     <w:p>
       <w:r>
-        <w:t>Raw locations result, 'locations': ['Mississippi', 'Louisiana', 'Tennessee', 'Alabama', 'Florida', 'North Carolina', 'Arkansas', 'Georgia', 'South Carolina']</w:t>
+        <w:t>Raw locations result, 'locations': ['Texas']</w:t>
       </w:r>
     </w:p>
     <w:p>
@@ -51,81 +51,61 @@
     </w:p>
     <w:p>
       <w:r>
-        <w:t>Blaring dance music pounds so loudly through small, funky Club Louis you can feel it in the pit of your stomach.</w:t>
+        <w:t>A red-and-white banner boasting ''This School is Cool'' over the entrance to Edgewood High will have new meaning to the 1,200 students arriving for the start of classes today.</w:t>
         <w:br/>
-        <w:t>Young, very hip, under-30 types cram the darkened dance floor while two men behind the bar hustle drinks so fast sweat drips down their faces.</w:t>
+        <w:t>Built in 1954, Edgewood is getting its first air conditioning, and just in time: Today's forecast is for a high near 98.</w:t>
         <w:br/>
-        <w:t>Comedian Sandra Bernhard is on the black couch that lines the back wall, sipping a drink and giggling with two pals. Nearby, A Different World's Jasmine Guy makes a face at a friend.</w:t>
+        <w:t>The 50 window air conditioners are the first spoils of Edgewood's long fight for equal educational funding.</w:t>
         <w:br/>
-        <w:t>And there, at the edge of the dance floor, is Madonna.</w:t>
+        <w:t>''We undertook a battle that many people said we wouldn't win,'' says James Vasquez, 56, superintendent of Edgewood Independent School District. ''But we're stubborn people, proud people. A little backwater district like Edgewood has led the fight for better education in Texas.''</w:t>
         <w:br/>
-        <w:t>Arms bent and back arched, she's lost in the movement and the sound. Her outfit looks like something from her Like a Prayer video - a big cross, dark camisole, lace bicycle pants, black fishnet stockings. She wears deep red lipstick. Her hair is black and cropped short.</w:t>
+        <w:t>The district, with 25 schools and 15,000 pupils, most of them Hispanic, is getting $ 6 million more from the state this year after winning a landmark case to change school financing.</w:t>
         <w:br/>
-        <w:t>It's a typical Friday night for the pop queen.</w:t>
+        <w:t>The state Supreme Court ruled unanimously last fall that the school funding system was unconstitutional and ordered the Legislature to fix it.</w:t>
         <w:br/>
-        <w:t>A few hours later, current beau Warren Beatty will come in and drag her out the door. That's also typical: He doesn't like to dance, but he's mad for Madonna.</w:t>
+        <w:t>Edgewood and other school systems had sued, saying the state's 100 poorest districts had an average of $ 2,978 per pupil a year, compared with $ 7,233 in the 100 wealthiest.</w:t>
         <w:br/>
-        <w:t>Just what is a hot, 31-year-old multimillion-dollar musicmaker like her doing with a lukewarm 52-year-old Hollywood sex symbol like him? A scrappy, working-class kid and a low-key preppy.</w:t>
+        <w:t>Such disparities have been found elsewhere. In June, New Jersey became the 12th state where courts overturned school financing systems. Nine more states have cases pending, and the 1990s may bring the battle to other spots.</w:t>
         <w:br/>
-        <w:t>''Maybe there's more to the relationship than people can see,'' offers model Lonny Roland, 20, a Club Louis regular. ''They go to all the parties. They're everywhere.''</w:t>
+        <w:t>''Recent victories by plaintiffs in Montana, Texas, Kentucky and New Jersey have inspired poor school districts to attempt to seek similar decisions from their respective state courts,'' says Arthur Wise, author of a report called ''Rich Schools, Poor Schools.''</w:t>
         <w:br/>
-        <w:t>It's true: Reclusive they're not, despite the fact that Beatty, since he vaulted to fame with Splendor in the Grass in 1961 and afterward felt burned by the press, has loathed publicity. In pre-Madonna days, he'd be spotted at the occasional Spago dinner with Jack Nicholson. Or at a liberal political fund-raiser. You didn't see him often.</w:t>
+        <w:t>Nowhere has the fight required more vigilance than in Texas, where old ways are pitted against a skyrocketing Hispanic population that is beginning to assert itself.</w:t>
         <w:br/>
-        <w:t>That has changed.</w:t>
+        <w:t>''It's like the death throes of a drowning man,'' says Vasquez. ''There's a lot of jerking and kicking as the old Texas fades into the sunset.''</w:t>
         <w:br/>
-        <w:t>As director and lead in the upcoming, much-hyped Dick Tracy, he has been forced out of hiding by Tracy co-star Madonna. The film, which opens this summer, brought the odd couple together last May.</w:t>
+        <w:t>It took eight months and three special legislative sessions to work out a $ 528 million emergency funding plan.</w:t>
         <w:br/>
-        <w:t>Beatty offered Madonna the part of sultry singer Breathless Mahoney, and the movie has been the buzz of Hollywood ever since. It's hoped that it'll be this summer's Batman.</w:t>
+        <w:t>Gov. Bill Clements, who vetoed two funding bills, finally OK'd the plan after a judge said he would act like Robin Hood, taking from rich schools and giving to poor.</w:t>
         <w:br/>
-        <w:t>Their relationship started on the set, where Beatty, a relentless perfectionist, ordered take after take to get a scene just right. Madonna, no shrinking violet, took to calling him ''old man'' in front of everyone. He ate it up.</w:t>
+        <w:t>The plan raises the state sales tax a quarter-cent to fund poor districts without taking from well-off schools. But it fails to equalize funding.</w:t>
         <w:br/>
-        <w:t>Beatty, whose conquests make a stellar list - Julie Christie, Joan Collins, Leslie Caron, the late Natalie Wood, Diane Keaton, Isabelle Adjani, and that's only a few - has never married, although he has come close.</w:t>
+        <w:t>Rich districts get more tax money from high property values and industry. Poor districts usually have higher tax rates.</w:t>
         <w:br/>
-        <w:t>In the Material Girl, Madonna-watchers say, he sees a fresh, takes-orders- from-no-one talent. Madonna, who hasn't had great cinematic success - except for the 1985 cult hit Desperately Seeking Susan - could use a big movie to establish her as an actress. She's divorced from sullen Brat Packer Sean Penn and not immune to this homme fatal's boyish charm.</w:t>
+        <w:t>Edgewood, a working-class area with little industry, high unemployment and home values in the $ 20,000 range, must raise its property tax rate 21% to meet its part of the plan.</w:t>
         <w:br/>
-        <w:t>After all, Joan Collins once described him as ''sexually insatiable … three, four, five times a day every day was not unusual for him.'' Beatty needs ''to please women as well as conquer them,'' actress Susan Strasberg tells February's Fame magazine.</w:t>
+        <w:t>Edgewood and 12 other districts are asking the court to order the Legislature to find a better system. A ruling is due by October.</w:t>
         <w:br/>
-        <w:t>On a recent Friday night, Madonna and Beatty are at Club Louis in a rundown district. The name on the outside says New Horizon. Only the plugged in can find the place.</w:t>
+        <w:t>With the new money already won, Edgewood has hiked teacher pay 8%. The rest is going for computers for fifth graders, air conditioners at Edgewood High and Stafford Elementary, science lab ventilation systems and construction at several schools.</w:t>
         <w:br/>
-        <w:t>Madonna watches herself in the mirror. She doesn't talk to anyone - it's way too loud for that. But one of her best pals, photographer Herb Ritts, takes a break from dancing to get her a small bottle of Evian.</w:t>
+        <w:t>But there are few foreign language classes at the three high schools, and and sports facilities are inadequate.</w:t>
         <w:br/>
-        <w:t>Nobody bothers her. Occasionally, a young woman sidles up next to her and does the same dance step.</w:t>
+        <w:t>Teachers say shortcomings are obvious to students when they go to other schools for academic and sports contests.</w:t>
         <w:br/>
-        <w:t>More than 200 people are crammed into the club; owner Bret Whitkey says only two weeks earlier there were about 70. Word is out that Madonna is a regular.</w:t>
+        <w:t>''They ask, 'Why don't we have tennis courts, why don't we have a track, why don't we have a complete football field?' '' says Margaret Arevalo, who has taught math for 17 years in the district.</w:t>
         <w:br/>
-        <w:t>If Whitkey shuts down Club Louis to find another spot to ''throw a club,'' as is typical with roving L.A. nightclubs, Madonna - with or without Beatty - will probably find him. ''They follow us,'' explains Connie Gormican, who collects cash at the door.</w:t>
+        <w:t>Parents first sued in 1968, claiming the Texas public school funding system was unconstitutional. The U.S. Supreme Court ruled the U.S. Constitution doesn't address equal education.</w:t>
         <w:br/>
-        <w:t>Seeing Beatty and Madonna out in L.A. is no big deal to veteran clubgoers. They used to frequent the more established Catch One, a predominately black-gay watering hole filled with the same loud house music. A scene from Beaches was filmed there.</w:t>
+        <w:t>But the Texas Constitution guarantees an ''efficient system of education,'' and in 1984, Edgewood took it to state court.</w:t>
         <w:br/>
-        <w:t>She and Beatty slipped in the back door. He watched while she took over the dance floor.</w:t>
+        <w:t>Says Demetrio Rodriguez, 64, whose name was on the initial federal suit: ''We're pioneers in bringing out the problems of school funding. But we're not through. … Education belongs to all the citizens of Texas, not just rich ones.''</w:t>
         <w:br/>
-        <w:t>''He seems really uptight,'' Lonny Roland says, ''but hey, what do I know?''</w:t>
+        <w:t>Contributing: Anne Carey.</w:t>
         <w:br/>
-        <w:t>Madonna won't stay home, though, and if Beatty won't go out with her, she finds other buddies - Bernhard among them - to go out with. ''I have great admiration for the fact that Madonna tries to lead a normal life,'' says Liz Rosenberg, her publicist.</w:t>
         <w:br/>
-        <w:t>Hilary Asher, 23, a fledgling recording artist who has seen Madonna out ''a million times,'' remembers months back, she saw Madonna wearing a dress early in the evening. A little later she saw Bernhard at a different place, also in a dress. After midnight, she spotted the pair at a third club, and they had traded dresses.</w:t>
+        <w:t>Notes</w:t>
         <w:br/>
-        <w:t>Bernhard loves clubs; Beatty prefers restaurants.</w:t>
         <w:br/>
-        <w:t>They like the sole booth, right in the front, at Adriano's Ristorante in Bel-Air. They'll pop in before the dinner crush at trendy Citrus, a nouvelle joint on Melrose Avenue.</w:t>
-        <w:br/>
-        <w:t>''The only thing I can tell you is that they ate to fill their stomachs,'' says Asher, who saw them there on a recent Tuesday night. Madonna wore a black tapestry blazer over a black dress. She had a run in her stocking and wore a little black hat. She seemed to have no makeup on and, Asher says, ''her skin is gorgeous.''</w:t>
-        <w:br/>
-        <w:t>The waitress stopped one person from approaching them; a boy came out from the kitchen for an autograph. Madonna let him kiss her hand.</w:t>
-        <w:br/>
-        <w:t>At Louis XIV, a cavelike French restaurant for the bored Euro-trash crowd, it was much the same recently, although Madonna sat on Beatty's lap at one point. She often does that, no matter where they are. Beatty - less inclined to public displays - will sometimes wrap his arm around her.</w:t>
-        <w:br/>
-        <w:t>Most agree that he would be almost unrecognizable if he weren't traveling with her, partly because he's decidedly unflashy in his turtlenecks and sport coats; partly because he's not from the generation that populates these spots.</w:t>
-        <w:br/>
-        <w:t>Some say Madonna goes out to check out the latest dances (she launches a world tour in May), and to keep up with the Janet Jackson/Paula Abdul competition. Others think she goes to just cut loose.</w:t>
-        <w:br/>
-        <w:t>Will she cut loose from Beatty?  Or will he drop her?</w:t>
-        <w:br/>
-        <w:t>They're set to team in another movie, a comedy called Blessing in Disguise. And to Asher, it looks like more than a Hollywood fling.</w:t>
-        <w:br/>
-        <w:t>At Citrus, ''They didn't talk to each other, not because it was hostile,'' Asher recalls. ''They seemed comfortable. Like they didn't have to talk.''</w:t>
-        <w:br/>
-        <w:t>Contributing: Eric Allen, Pat Hilton</w:t>
+        <w:t>Accompanying story; Heat is up, violence too, as schools open doors</w:t>
         <w:br/>
         <w:br/>
         <w:t>Graphic</w:t>
@@ -133,7 +113,11 @@
         <w:br/>
         <w:t xml:space="preserve"> </w:t>
         <w:br/>
-        <w:t>EAR GRAPHIC; color, Marcia Staimer (drawing, Warren Beatty, Madonna); GRAPHIC; color, Marcia Staimer (drawing, Warren Beatty, Madonna)</w:t>
+        <w:t>b/w, Marty Baumann, USA TODAY (map, Texas); PHOTO; b/w, Bill Albrecht (James Vasquez)</w:t>
+        <w:br/>
+        <w:t xml:space="preserve"> </w:t>
+        <w:br/>
+        <w:t>CUTLINE: MORE TO GO AROUND: Edgewood school Superintendent James Vasquez stands at Hoelscher Elementary School, where new funding is being used for construction.</w:t>
       </w:r>
     </w:p>
     <w:sectPr>

--- a/example_articles/us_region/South/5.us_region_South_Other_publisher.docx
+++ b/example_articles/us_region/South/5.us_region_South_Other_publisher.docx
@@ -7,9 +7,7 @@
         <w:pStyle w:val="Heading1"/>
       </w:pPr>
       <w:r>
-        <w:t>Texas school earns its 'cool';</w:t>
-        <w:br/>
-        <w:t>District sees hope in fairer funding plan</w:t>
+        <w:t>LOCKER ROOM STORIES THAT SHOULD BE HEARD; CONCERNS OF POLAMALU, COTCHERY TRANSCEND OUR FASCINATION IN THE NFL, WHICH IS WHY -- SADLY -- TOO FEW NOTICE</w:t>
       </w:r>
     </w:p>
     <w:p>
@@ -19,22 +17,22 @@
     </w:p>
     <w:p>
       <w:r>
-        <w:t>Date: 1990-08-28</w:t>
+        <w:t>Date: 2013-11-10</w:t>
       </w:r>
     </w:p>
     <w:p>
       <w:r>
-        <w:t>Section: NEWS; Pg. 3A</w:t>
+        <w:t>Section: SPORTS; Pg. D-9</w:t>
       </w:r>
     </w:p>
     <w:p>
       <w:r>
-        <w:t>Source file: Other publishers/Files (500) (25).DOCX</w:t>
+        <w:t>Source file: Other publishers/Files (500) (17).DOCX</w:t>
       </w:r>
     </w:p>
     <w:p>
       <w:r>
-        <w:t>Raw locations result, 'locations': ['Texas']</w:t>
+        <w:t>Raw locations result, 'locations': ['Alabama']</w:t>
       </w:r>
     </w:p>
     <w:p>
@@ -51,73 +49,47 @@
     </w:p>
     <w:p>
       <w:r>
-        <w:t>A red-and-white banner boasting ''This School is Cool'' over the entrance to Edgewood High will have new meaning to the 1,200 students arriving for the start of classes today.</w:t>
+        <w:t>More and more a barreling menace, the news cycle is virtually designed to deflect them, their most compelling personal stories cast aside like loose gravel sprayed by a speeding tire.</w:t>
         <w:br/>
-        <w:t>Built in 1954, Edgewood is getting its first air conditioning, and just in time: Today's forecast is for a high near 98.</w:t>
+        <w:t>For narratives like theirs, the NFL news cycle in particular is about 100 times less favorable.</w:t>
         <w:br/>
-        <w:t>The 50 window air conditioners are the first spoils of Edgewood's long fight for equal educational funding.</w:t>
+        <w:t>Carnage and chaos are readily absorbed. Conflict equals traction. Triumph and loss get right up to speed.</w:t>
         <w:br/>
-        <w:t>''We undertook a battle that many people said we wouldn't win,'' says James Vasquez, 56, superintendent of Edgewood Independent School District. ''But we're stubborn people, proud people. A little backwater district like Edgewood has led the fight for better education in Texas.''</w:t>
+        <w:t>But empathy, depth, matters of the heart and mind and soul, those play only the remote or abandoned stages of the never-ending NFL media festival, if they play at all.</w:t>
         <w:br/>
-        <w:t>The district, with 25 schools and 15,000 pupils, most of them Hispanic, is getting $ 6 million more from the state this year after winning a landmark case to change school financing.</w:t>
+        <w:t>"While America's economy as a whole is showing signs of recovery," Steelers safety Troy Polamalu was saying this week, "American Samoa's economy continues to struggle after the physical destruction of an 8.1 magnitude earthquake and tsunami in 2009. The same week as the actual tsunami, American Samoa was hit again with an economic tsunami when a major tuna-canning factory closed its doors, slashing 2,000 jobs in an industry that represents nearly 80 percent of all private sector employment in the territory."</w:t>
         <w:br/>
-        <w:t>The state Supreme Court ruled unanimously last fall that the school funding system was unconstitutional and ordered the Legislature to fix it.</w:t>
+        <w:t>Actually, Polamalu didn't say that.</w:t>
         <w:br/>
-        <w:t>Edgewood and other school systems had sued, saying the state's 100 poorest districts had an average of $ 2,978 per pupil a year, compared with $ 7,233 in the 100 wealthiest.</w:t>
+        <w:t>He wrote it for the Post-Gazette's op-ed page, the daily forum of serious thought, the local home court for intellects such as Maureen Dowd, E.J. Dionne, Dan Simpson, etc. This was Wednesday, and Troy laid out what looked like about 800 words gently poking the U.S. government for archaic and ineffective economic policy relative to his native land, America's southernmost territory.</w:t>
         <w:br/>
-        <w:t>Such disparities have been found elsewhere. In June, New Jersey became the 12th state where courts overturned school financing systems. Nine more states have cases pending, and the 1990s may bring the battle to other spots.</w:t>
+        <w:t>It was so easy to forget this week that NFL locker rooms are something other than reliable cauldrons of destructive machismo, each with a seemingly ever-expanding menu of malevolent antics. That they can also be home to some of the smartest, gentlest and most empathetic of men had no place in the news cycle.</w:t>
         <w:br/>
-        <w:t>''Recent victories by plaintiffs in Montana, Texas, Kentucky and New Jersey have inspired poor school districts to attempt to seek similar decisions from their respective state courts,'' says Arthur Wise, author of a report called ''Rich Schools, Poor Schools.''</w:t>
+        <w:t>The previous time the Steelers appeared in public, for example, absorbing an historic beating at the hands of the New England Patriots, they were most professionally represented by Jerricho Cotchery, who scored three touchdowns, the first time a Steelers receiver had done such a thing in more than seven years.</w:t>
         <w:br/>
-        <w:t>Nowhere has the fight required more vigilance than in Texas, where old ways are pitted against a skyrocketing Hispanic population that is beginning to assert itself.</w:t>
+        <w:t>Cotchery always has been an afterthought in the public analysis of Pittsburgh's offense. He came here in 2011 from the New York Jets because, he said, he wanted to win championships. Someone forgot to tell him the Steelers were about to get out of that business, at least for the foreseeable future. Cotchery says he has no doubt his teammates can turn this season around, but he's got more than just this locker room counting on him.</w:t>
         <w:br/>
-        <w:t>''It's like the death throes of a drowning man,'' says Vasquez. ''There's a lot of jerking and kicking as the old Texas fades into the sunset.''</w:t>
+        <w:t>"I'd like to take whatever burden I can off my wife," said Cotchery, who has four children, the oldest being 6. "It is challenging but I know that God, if I need the strength I can call upon Him, or for any kind of wisdom to approach it the right way."</w:t>
         <w:br/>
-        <w:t>It took eight months and three special legislative sessions to work out a $ 528 million emergency funding plan.</w:t>
+        <w:t>Cotchery grew up in a modest house in Birmingham, Ala., the second of 13 children of a working-class couple for whom the ends didn't always meet, where there were always buckets in case the water bill couldn't get paid, candles in case the electric bill couldn't get paid.</w:t>
         <w:br/>
-        <w:t>Gov. Bill Clements, who vetoed two funding bills, finally OK'd the plan after a judge said he would act like Robin Hood, taking from rich schools and giving to poor.</w:t>
+        <w:t>Having 12 brothers and sisters Cotchery considered a blessing, and when Jerricho and the wife he met at North Carolina State, Mercedes, learned that if they wanted a family they would have to adopt, Jerricho was forced to alter the size of the family he foresaw and preferred.</w:t>
         <w:br/>
-        <w:t>The plan raises the state sales tax a quarter-cent to fund poor districts without taking from well-off schools. But it fails to equalize funding.</w:t>
+        <w:t>"I started talking about eight," he laughed still again. "Eight sounded about right to me. We decided on two. The first one we got was a girl, then we were waiting for a boy and it wound up we got two boys within two months and 20 days. Now we have four, two boys and two girls. I think six is going to be our number."</w:t>
         <w:br/>
-        <w:t>Rich districts get more tax money from high property values and industry. Poor districts usually have higher tax rates.</w:t>
+        <w:t>But roster size is not the issue in the Cotchery home, but rather a deep understanding of blessings defined, blessings illustrated, blessings reinforced.</w:t>
         <w:br/>
-        <w:t>Edgewood, a working-class area with little industry, high unemployment and home values in the $ 20,000 range, must raise its property tax rate 21% to meet its part of the plan.</w:t>
+        <w:t>"Everyone will have their battles in life to go through," Cotchery said when the Steelers finished preparations for a game today against Buffalo. "I can't make whatever I dealt with growing up to be my kids' problems. They'll have their own sets of issues. But I definitely try to make them aware of how blessed they are, and not just from a financial standpoint.</w:t>
         <w:br/>
-        <w:t>Edgewood and 12 other districts are asking the court to order the Legislature to find a better system. A ruling is due by October.</w:t>
+        <w:t>"Nowadays it's rare, at least from the background I'm from, in the African-American communities you don't see a lot of two-parent households. So I just want them to know that they have two parents who love them, brothers and sisters who love them."</w:t>
         <w:br/>
-        <w:t>With the new money already won, Edgewood has hiked teacher pay 8%. The rest is going for computers for fifth graders, air conditioners at Edgewood High and Stafford Elementary, science lab ventilation systems and construction at several schools.</w:t>
+        <w:t>So that's the kind of thing Jerricho Cotchery has been doing while leading the Steelers in touchdowns, while converting 86 percent of his catches into first downs, while continuing to mentor Antonio Brown and Emmanuel Sanders, while showing all of the Steelers' younger players what it means to be a pro's pro.</w:t>
         <w:br/>
-        <w:t>But there are few foreign language classes at the three high schools, and and sports facilities are inadequate.</w:t>
+        <w:t>"They've blessed me," he says. "As I've gotten older and really meditated on God's purpose for me, I really see that He's using me to impact guys, impact the people that are around me. Obviously it starts with my household but players that are around me. I'm glad they decided to keep me around. I've developed a lot of relationships in the locker room. But I understand my purpose. People need encouragement."</w:t>
         <w:br/>
-        <w:t>Teachers say shortcomings are obvious to students when they go to other schools for academic and sports contests.</w:t>
+        <w:t>Don't we know it.</w:t>
         <w:br/>
-        <w:t>''They ask, 'Why don't we have tennis courts, why don't we have a track, why don't we have a complete football field?' '' says Margaret Arevalo, who has taught math for 17 years in the district.</w:t>
-        <w:br/>
-        <w:t>Parents first sued in 1968, claiming the Texas public school funding system was unconstitutional. The U.S. Supreme Court ruled the U.S. Constitution doesn't address equal education.</w:t>
-        <w:br/>
-        <w:t>But the Texas Constitution guarantees an ''efficient system of education,'' and in 1984, Edgewood took it to state court.</w:t>
-        <w:br/>
-        <w:t>Says Demetrio Rodriguez, 64, whose name was on the initial federal suit: ''We're pioneers in bringing out the problems of school funding. But we're not through. … Education belongs to all the citizens of Texas, not just rich ones.''</w:t>
-        <w:br/>
-        <w:t>Contributing: Anne Carey.</w:t>
-        <w:br/>
-        <w:br/>
-        <w:t>Notes</w:t>
-        <w:br/>
-        <w:br/>
-        <w:t>Accompanying story; Heat is up, violence too, as schools open doors</w:t>
-        <w:br/>
-        <w:br/>
-        <w:t>Graphic</w:t>
-        <w:br/>
-        <w:br/>
-        <w:t xml:space="preserve"> </w:t>
-        <w:br/>
-        <w:t>b/w, Marty Baumann, USA TODAY (map, Texas); PHOTO; b/w, Bill Albrecht (James Vasquez)</w:t>
-        <w:br/>
-        <w:t xml:space="preserve"> </w:t>
-        <w:br/>
-        <w:t>CUTLINE: MORE TO GO AROUND: Edgewood school Superintendent James Vasquez stands at Hoelscher Elementary School, where new funding is being used for construction.</w:t>
+        <w:t>Some weeks more than others.</w:t>
       </w:r>
     </w:p>
     <w:sectPr>
